--- a/docs/judge-qa/00-slide-audit.docx
+++ b/docs/judge-qa/00-slide-audit.docx
@@ -784,7 +784,18 @@
       </w:pPr>
       <w:r>
         <w:rPr/>
-        <w:t>A0.4 [open] "sarvam" is the only named AI vendor on slide 3 — and it appears nowhere in the code</w:t>
+        <w:t xml:space="preserve">A0.4 [yes] "sarvam" on slide 3 — </w:t>
+      </w:r>
+      <w:r>
+        <w:rPr>
+          <w:rStyle w:val="StrongEmphasis"/>
+          <w:b/>
+        </w:rPr>
+        <w:t>now correct.</w:t>
+      </w:r>
+      <w:r>
+        <w:rPr/>
+        <w:t xml:space="preserve"> Resolved 2026-09-03</w:t>
       </w:r>
     </w:p>
     <w:p>
@@ -796,13 +807,29 @@
         <w:rPr/>
       </w:pPr>
       <w:r>
-        <w:rPr/>
-        <w:t>The slide's "Voice, Marketplace &amp; Cloud" panel shows Sarvam alone. What actually runs:</w:t>
+        <w:rPr>
+          <w:rStyle w:val="StrongEmphasis"/>
+        </w:rPr>
+        <w:t>This entry previously said Sarvam appeared nowhere in the code. That is no longer true</w:t>
+      </w:r>
+      <w:r>
+        <w:rPr/>
+        <w:t xml:space="preserve">, as of the </w:t>
+      </w:r>
+      <w:r>
+        <w:rPr>
+          <w:rStyle w:val="SourceText"/>
+        </w:rPr>
+        <w:t>f2-cataloger-fixes</w:t>
+      </w:r>
+      <w:r>
+        <w:rPr/>
+        <w:t xml:space="preserve"> merge. Sarvam is the live ASR and TTS layer.</w:t>
       </w:r>
     </w:p>
     <w:tbl>
       <w:tblPr>
-        <w:tblW w:w="10863" w:type="dxa"/>
+        <w:tblW w:w="11339" w:type="dxa"/>
         <w:jc w:val="left"/>
         <w:tblInd w:w="0" w:type="dxa"/>
         <w:tblLayout w:type="fixed"/>
@@ -814,9 +841,9 @@
         </w:tblCellMar>
       </w:tblPr>
       <w:tblGrid>
-        <w:gridCol w:w="1846"/>
-        <w:gridCol w:w="6451"/>
-        <w:gridCol w:w="2566"/>
+        <w:gridCol w:w="1745"/>
+        <w:gridCol w:w="5897"/>
+        <w:gridCol w:w="3697"/>
       </w:tblGrid>
       <w:tr>
         <w:trPr>
@@ -824,7 +851,7 @@
         </w:trPr>
         <w:tc>
           <w:tcPr>
-            <w:tcW w:w="1846" w:type="dxa"/>
+            <w:tcW w:w="1745" w:type="dxa"/>
             <w:tcBorders/>
             <w:vAlign w:val="center"/>
           </w:tcPr>
@@ -846,7 +873,7 @@
         </w:tc>
         <w:tc>
           <w:tcPr>
-            <w:tcW w:w="6451" w:type="dxa"/>
+            <w:tcW w:w="5897" w:type="dxa"/>
             <w:tcBorders/>
             <w:vAlign w:val="center"/>
           </w:tcPr>
@@ -868,7 +895,7 @@
         </w:tc>
         <w:tc>
           <w:tcPr>
-            <w:tcW w:w="2566" w:type="dxa"/>
+            <w:tcW w:w="3697" w:type="dxa"/>
             <w:tcBorders/>
             <w:vAlign w:val="center"/>
           </w:tcPr>
@@ -893,7 +920,7 @@
         <w:trPr/>
         <w:tc>
           <w:tcPr>
-            <w:tcW w:w="1846" w:type="dxa"/>
+            <w:tcW w:w="1745" w:type="dxa"/>
             <w:tcBorders/>
             <w:vAlign w:val="center"/>
           </w:tcPr>
@@ -913,7 +940,7 @@
         </w:tc>
         <w:tc>
           <w:tcPr>
-            <w:tcW w:w="6451" w:type="dxa"/>
+            <w:tcW w:w="5897" w:type="dxa"/>
             <w:tcBorders/>
             <w:vAlign w:val="center"/>
           </w:tcPr>
@@ -933,7 +960,7 @@
         </w:tc>
         <w:tc>
           <w:tcPr>
-            <w:tcW w:w="2566" w:type="dxa"/>
+            <w:tcW w:w="3697" w:type="dxa"/>
             <w:tcBorders/>
             <w:vAlign w:val="center"/>
           </w:tcPr>
@@ -958,7 +985,114 @@
         <w:trPr/>
         <w:tc>
           <w:tcPr>
-            <w:tcW w:w="1846" w:type="dxa"/>
+            <w:tcW w:w="1745" w:type="dxa"/>
+            <w:tcBorders/>
+            <w:vAlign w:val="center"/>
+          </w:tcPr>
+          <w:p>
+            <w:pPr>
+              <w:pStyle w:val="TableContents"/>
+              <w:bidi w:val="0"/>
+              <w:spacing w:before="0" w:after="283"/>
+              <w:jc w:val="left"/>
+              <w:rPr/>
+            </w:pPr>
+            <w:r>
+              <w:rPr>
+                <w:rStyle w:val="StrongEmphasis"/>
+              </w:rPr>
+              <w:t>ASR + TTS</w:t>
+            </w:r>
+          </w:p>
+        </w:tc>
+        <w:tc>
+          <w:tcPr>
+            <w:tcW w:w="5897" w:type="dxa"/>
+            <w:tcBorders/>
+            <w:vAlign w:val="center"/>
+          </w:tcPr>
+          <w:p>
+            <w:pPr>
+              <w:pStyle w:val="TableContents"/>
+              <w:bidi w:val="0"/>
+              <w:spacing w:before="0" w:after="283"/>
+              <w:jc w:val="left"/>
+              <w:rPr/>
+            </w:pPr>
+            <w:r>
+              <w:rPr>
+                <w:rStyle w:val="StrongEmphasis"/>
+              </w:rPr>
+              <w:t xml:space="preserve">Sarvam, live. </w:t>
+            </w:r>
+            <w:r>
+              <w:rPr>
+                <w:rStyle w:val="SourceText"/>
+              </w:rPr>
+              <w:t>bulbul:v3</w:t>
+            </w:r>
+            <w:r>
+              <w:rPr>
+                <w:rStyle w:val="StrongEmphasis"/>
+              </w:rPr>
+              <w:t xml:space="preserve">, speaker </w:t>
+            </w:r>
+            <w:r>
+              <w:rPr>
+                <w:rStyle w:val="SourceText"/>
+              </w:rPr>
+              <w:t>ritu</w:t>
+            </w:r>
+            <w:r>
+              <w:rPr>
+                <w:rStyle w:val="StrongEmphasis"/>
+              </w:rPr>
+              <w:t>.</w:t>
+            </w:r>
+            <w:r>
+              <w:rPr/>
+              <w:t xml:space="preserve"> Key configured, both tiers answer</w:t>
+            </w:r>
+          </w:p>
+        </w:tc>
+        <w:tc>
+          <w:tcPr>
+            <w:tcW w:w="3697" w:type="dxa"/>
+            <w:tcBorders/>
+            <w:vAlign w:val="center"/>
+          </w:tcPr>
+          <w:p>
+            <w:pPr>
+              <w:pStyle w:val="TableContents"/>
+              <w:bidi w:val="0"/>
+              <w:spacing w:before="0" w:after="283"/>
+              <w:jc w:val="left"/>
+              <w:rPr/>
+            </w:pPr>
+            <w:r>
+              <w:rPr>
+                <w:rStyle w:val="SourceText"/>
+              </w:rPr>
+              <w:t>web/api/routers/voice.py</w:t>
+            </w:r>
+            <w:r>
+              <w:rPr/>
+              <w:t xml:space="preserve">, </w:t>
+            </w:r>
+            <w:r>
+              <w:rPr>
+                <w:rStyle w:val="SourceText"/>
+              </w:rPr>
+              <w:t>config.py:83</w:t>
+            </w:r>
+          </w:p>
+        </w:tc>
+      </w:tr>
+      <w:tr>
+        <w:trPr/>
+        <w:tc>
+          <w:tcPr>
+            <w:tcW w:w="1745" w:type="dxa"/>
             <w:tcBorders/>
             <w:vAlign w:val="center"/>
           </w:tcPr>
@@ -978,7 +1112,7 @@
         </w:tc>
         <w:tc>
           <w:tcPr>
-            <w:tcW w:w="6451" w:type="dxa"/>
+            <w:tcW w:w="5897" w:type="dxa"/>
             <w:tcBorders/>
             <w:vAlign w:val="center"/>
           </w:tcPr>
@@ -1008,7 +1142,7 @@
         </w:tc>
         <w:tc>
           <w:tcPr>
-            <w:tcW w:w="2566" w:type="dxa"/>
+            <w:tcW w:w="3697" w:type="dxa"/>
             <w:tcBorders/>
             <w:vAlign w:val="center"/>
           </w:tcPr>
@@ -1033,146 +1167,27 @@
         <w:trPr/>
         <w:tc>
           <w:tcPr>
-            <w:tcW w:w="1846" w:type="dxa"/>
-            <w:tcBorders/>
-            <w:vAlign w:val="center"/>
-          </w:tcPr>
-          <w:p>
-            <w:pPr>
-              <w:pStyle w:val="TableContents"/>
-              <w:bidi w:val="0"/>
-              <w:spacing w:before="0" w:after="283"/>
-              <w:jc w:val="left"/>
-              <w:rPr/>
-            </w:pPr>
-            <w:r>
-              <w:rPr/>
-              <w:t>ASR / TTS</w:t>
-            </w:r>
-          </w:p>
-        </w:tc>
-        <w:tc>
-          <w:tcPr>
-            <w:tcW w:w="6451" w:type="dxa"/>
-            <w:tcBorders/>
-            <w:vAlign w:val="center"/>
-          </w:tcPr>
-          <w:p>
-            <w:pPr>
-              <w:pStyle w:val="TableContents"/>
-              <w:bidi w:val="0"/>
-              <w:spacing w:before="0" w:after="283"/>
-              <w:jc w:val="left"/>
-              <w:rPr/>
-            </w:pPr>
-            <w:r>
-              <w:rPr>
-                <w:rStyle w:val="StrongEmphasis"/>
-              </w:rPr>
-              <w:t>Bhashini intended, terms unconfirmed.</w:t>
-            </w:r>
-            <w:r>
-              <w:rPr/>
-              <w:t xml:space="preserve"> </w:t>
-            </w:r>
-            <w:r>
-              <w:rPr>
-                <w:rStyle w:val="SourceText"/>
-              </w:rPr>
-              <w:t>docs/decisions.md</w:t>
-            </w:r>
-            <w:r>
-              <w:rPr/>
-              <w:t xml:space="preserve"> #5 is open</w:t>
-            </w:r>
-          </w:p>
-        </w:tc>
-        <w:tc>
-          <w:tcPr>
-            <w:tcW w:w="2566" w:type="dxa"/>
-            <w:tcBorders/>
-            <w:vAlign w:val="center"/>
-          </w:tcPr>
-          <w:p>
-            <w:pPr>
-              <w:pStyle w:val="TableContents"/>
-              <w:bidi w:val="0"/>
-              <w:spacing w:before="0" w:after="283"/>
-              <w:jc w:val="left"/>
-              <w:rPr/>
-            </w:pPr>
-            <w:r>
-              <w:rPr/>
-              <w:t>—</w:t>
-            </w:r>
-          </w:p>
-        </w:tc>
-      </w:tr>
-      <w:tr>
-        <w:trPr/>
-        <w:tc>
-          <w:tcPr>
-            <w:tcW w:w="1846" w:type="dxa"/>
-            <w:tcBorders/>
-            <w:vAlign w:val="center"/>
-          </w:tcPr>
-          <w:p>
-            <w:pPr>
-              <w:pStyle w:val="TableContents"/>
-              <w:bidi w:val="0"/>
-              <w:spacing w:before="0" w:after="283"/>
-              <w:jc w:val="left"/>
-              <w:rPr/>
-            </w:pPr>
-            <w:r>
-              <w:rPr/>
-              <w:t>Description</w:t>
-            </w:r>
-          </w:p>
-        </w:tc>
-        <w:tc>
-          <w:tcPr>
-            <w:tcW w:w="6451" w:type="dxa"/>
-            <w:tcBorders/>
-            <w:vAlign w:val="center"/>
-          </w:tcPr>
-          <w:p>
-            <w:pPr>
-              <w:pStyle w:val="TableContents"/>
-              <w:bidi w:val="0"/>
-              <w:spacing w:before="0" w:after="283"/>
-              <w:jc w:val="left"/>
-              <w:rPr/>
-            </w:pPr>
-            <w:r>
-              <w:rPr/>
-              <w:t>Leaning Claude (</w:t>
-            </w:r>
-            <w:r>
-              <w:rPr>
-                <w:rStyle w:val="SourceText"/>
-              </w:rPr>
-              <w:t>claude-sonnet-5</w:t>
-            </w:r>
-            <w:r>
-              <w:rPr/>
-              <w:t xml:space="preserve">). </w:t>
-            </w:r>
-            <w:r>
-              <w:rPr>
-                <w:rStyle w:val="SourceText"/>
-              </w:rPr>
-              <w:t>docs/decisions.md</w:t>
-            </w:r>
-            <w:r>
-              <w:rPr/>
-              <w:t xml:space="preserve"> #3 open</w:t>
-            </w:r>
-          </w:p>
-        </w:tc>
-        <w:tc>
-          <w:tcPr>
-            <w:tcW w:w="2566" w:type="dxa"/>
+            <w:tcW w:w="1745" w:type="dxa"/>
+            <w:tcBorders/>
+            <w:vAlign w:val="center"/>
+          </w:tcPr>
+          <w:p>
+            <w:pPr>
+              <w:pStyle w:val="TableContents"/>
+              <w:bidi w:val="0"/>
+              <w:spacing w:before="0" w:after="283"/>
+              <w:jc w:val="left"/>
+              <w:rPr/>
+            </w:pPr>
+            <w:r>
+              <w:rPr/>
+              <w:t>Description EN+HI</w:t>
+            </w:r>
+          </w:p>
+        </w:tc>
+        <w:tc>
+          <w:tcPr>
+            <w:tcW w:w="5897" w:type="dxa"/>
             <w:tcBorders/>
             <w:vAlign w:val="center"/>
           </w:tcPr>
@@ -1192,6 +1207,99 @@
             </w:r>
           </w:p>
         </w:tc>
+        <w:tc>
+          <w:tcPr>
+            <w:tcW w:w="3697" w:type="dxa"/>
+            <w:tcBorders/>
+            <w:vAlign w:val="center"/>
+          </w:tcPr>
+          <w:p>
+            <w:pPr>
+              <w:pStyle w:val="TableContents"/>
+              <w:bidi w:val="0"/>
+              <w:spacing w:before="0" w:after="283"/>
+              <w:jc w:val="left"/>
+              <w:rPr/>
+            </w:pPr>
+            <w:r>
+              <w:rPr/>
+              <w:t>—</w:t>
+            </w:r>
+          </w:p>
+        </w:tc>
+      </w:tr>
+      <w:tr>
+        <w:trPr/>
+        <w:tc>
+          <w:tcPr>
+            <w:tcW w:w="1745" w:type="dxa"/>
+            <w:tcBorders/>
+            <w:vAlign w:val="center"/>
+          </w:tcPr>
+          <w:p>
+            <w:pPr>
+              <w:pStyle w:val="TableContents"/>
+              <w:bidi w:val="0"/>
+              <w:spacing w:before="0" w:after="283"/>
+              <w:jc w:val="left"/>
+              <w:rPr/>
+            </w:pPr>
+            <w:r>
+              <w:rPr/>
+              <w:t>Vision pre-fill</w:t>
+            </w:r>
+          </w:p>
+        </w:tc>
+        <w:tc>
+          <w:tcPr>
+            <w:tcW w:w="5897" w:type="dxa"/>
+            <w:tcBorders/>
+            <w:vAlign w:val="center"/>
+          </w:tcPr>
+          <w:p>
+            <w:pPr>
+              <w:pStyle w:val="TableContents"/>
+              <w:bidi w:val="0"/>
+              <w:spacing w:before="0" w:after="283"/>
+              <w:jc w:val="left"/>
+              <w:rPr/>
+            </w:pPr>
+            <w:r>
+              <w:rPr>
+                <w:rStyle w:val="SourceText"/>
+              </w:rPr>
+              <w:t>ai/catalog/prefill.py</w:t>
+            </w:r>
+            <w:r>
+              <w:rPr>
+                <w:rStyle w:val="StrongEmphasis"/>
+              </w:rPr>
+              <w:t>, built</w:t>
+            </w:r>
+          </w:p>
+        </w:tc>
+        <w:tc>
+          <w:tcPr>
+            <w:tcW w:w="3697" w:type="dxa"/>
+            <w:tcBorders/>
+            <w:vAlign w:val="center"/>
+          </w:tcPr>
+          <w:p>
+            <w:pPr>
+              <w:pStyle w:val="TableContents"/>
+              <w:bidi w:val="0"/>
+              <w:spacing w:before="0" w:after="283"/>
+              <w:jc w:val="left"/>
+              <w:rPr/>
+            </w:pPr>
+            <w:r>
+              <w:rPr>
+                <w:rStyle w:val="SourceText"/>
+              </w:rPr>
+              <w:t>ai/service.py:309</w:t>
+            </w:r>
+          </w:p>
+        </w:tc>
       </w:tr>
     </w:tbl>
     <w:p>
@@ -1203,8 +1311,14 @@
         <w:rPr/>
       </w:pPr>
       <w:r>
-        <w:rPr/>
-        <w:t>Naming one vendor we do not use, while omitting the two we do, is a question we cannot answer without contradicting the slide.</w:t>
+        <w:rPr>
+          <w:rStyle w:val="StrongEmphasis"/>
+        </w:rPr>
+        <w:t>So the slide is right and the deck undersells it.</w:t>
+      </w:r>
+      <w:r>
+        <w:rPr/>
+        <w:t xml:space="preserve"> Sarvam is an Indian speech stack on an Indian government problem statement, and it is running — not aspirational.</w:t>
       </w:r>
     </w:p>
     <w:p>
@@ -1225,11 +1339,86 @@
         <w:rPr>
           <w:rStyle w:val="StrongEmphasis"/>
         </w:rPr>
-        <w:t>Either wire Sarvam and say so, or replace the logo with BiRefNet + Bhashini.</w:t>
-      </w:r>
-      <w:r>
-        <w:rPr/>
-        <w:t xml:space="preserve"> An Indian open-weights model is a genuinely good answer on this PS — but only if it is running.</w:t>
+        <w:t>What to add rather than remove:</w:t>
+      </w:r>
+      <w:r>
+        <w:rPr/>
+        <w:t xml:space="preserve"> Sarvam alone on the panel still omits BiRefNet, which is the model that runs on </w:t>
+      </w:r>
+      <w:r>
+        <w:rPr>
+          <w:rStyle w:val="StrongEmphasis"/>
+        </w:rPr>
+        <w:t>every single photograph</w:t>
+      </w:r>
+      <w:r>
+        <w:rPr/>
+        <w:t xml:space="preserve"> and the reason the unit economics work. Put both on. </w:t>
+      </w:r>
+      <w:r>
+        <w:rPr>
+          <w:rStyle w:val="Emphasis"/>
+        </w:rPr>
+        <w:t>"Sarvam for speech, BiRefNet self-hosted for images"</w:t>
+      </w:r>
+      <w:r>
+        <w:rPr/>
+        <w:t xml:space="preserve"> is two true statements and covers the whole AI surface.</w:t>
+      </w:r>
+    </w:p>
+    <w:p>
+      <w:pPr>
+        <w:pStyle w:val="TextBody"/>
+        <w:bidi w:val="0"/>
+        <w:spacing w:before="0" w:after="283"/>
+        <w:jc w:val="left"/>
+        <w:rPr/>
+      </w:pPr>
+      <w:r>
+        <w:rPr/>
+        <w:t xml:space="preserve">[warning] </w:t>
+      </w:r>
+      <w:r>
+        <w:rPr>
+          <w:rStyle w:val="StrongEmphasis"/>
+        </w:rPr>
+        <w:t>One trap the team already documented, worth knowing before a demo:</w:t>
+      </w:r>
+      <w:r>
+        <w:rPr/>
+        <w:t xml:space="preserve"> in Sarvam's map Odia is </w:t>
+      </w:r>
+      <w:r>
+        <w:rPr>
+          <w:rStyle w:val="SourceText"/>
+        </w:rPr>
+        <w:t>od-IN</w:t>
+      </w:r>
+      <w:r>
+        <w:rPr>
+          <w:rStyle w:val="StrongEmphasis"/>
+        </w:rPr>
+        <w:t xml:space="preserve">, not the ISO </w:t>
+      </w:r>
+      <w:r>
+        <w:rPr>
+          <w:rStyle w:val="SourceText"/>
+        </w:rPr>
+        <w:t>or-IN</w:t>
+      </w:r>
+      <w:r>
+        <w:rPr/>
+        <w:t xml:space="preserve">, and an unmapped code </w:t>
+      </w:r>
+      <w:r>
+        <w:rPr>
+          <w:rStyle w:val="StrongEmphasis"/>
+        </w:rPr>
+        <w:t>falls back to Hindi silently.</w:t>
+      </w:r>
+      <w:r>
+        <w:rPr/>
+        <w:t xml:space="preserve"> That is heard in the room as "the Tamil voice is broken" and diagnosed as anything except a missing dictionary key.</w:t>
       </w:r>
     </w:p>
     <w:p>
